--- a/klagomål/A 50389-2025 FSC-klagomål.docx
+++ b/klagomål/A 50389-2025 FSC-klagomål.docx
@@ -178,7 +178,7 @@
       <w:r>
         <w:drawing>
           <wp:inline xmlns:a="http://schemas.openxmlformats.org/drawingml/2006/main" xmlns:pic="http://schemas.openxmlformats.org/drawingml/2006/picture">
-            <wp:extent cx="5486400" cy="5410986"/>
+            <wp:extent cx="5486400" cy="5529763"/>
             <wp:docPr id="1" name="Picture 1"/>
             <wp:cNvGraphicFramePr>
               <a:graphicFrameLocks noChangeAspect="1"/>
@@ -199,7 +199,7 @@
                   <pic:spPr>
                     <a:xfrm>
                       <a:off x="0" y="0"/>
-                      <a:ext cx="5486400" cy="5410986"/>
+                      <a:ext cx="5486400" cy="5529763"/>
                     </a:xfrm>
                     <a:prstGeom prst="rect"/>
                   </pic:spPr>
@@ -216,12 +216,12 @@
         <w:spacing w:after="240"/>
       </w:pPr>
       <w:r>
-        <w:t>Figur 1. Fyndplatser för naturvårdsarter i avverkningsanmälan. Markörer utan svart kant är placerade på fyndplatsen. Markörer med svart kant är placerade vid sidan av fyndplatsen och har ett svart streck som visar fyndplatsens exakta position. Kartans mittpunktskoordinat är N 6965066, E 428631 i SWEREF 99 TM.</w:t>
+        <w:t>Figur 1. Fyndplatser för naturvårdsarter i och inom 15 meter från avverkningsanmälan. Markörer utan svart kant är placerade på fyndplatsen. Markörer med svart kant är placerade vid sidan av fyndplatsen och har ett svart streck som visar fyndplatsens exakta position. Kartans mittpunktskoordinat är N 6965066, E 428631 i SWEREF 99 TM.</w:t>
       </w:r>
     </w:p>
     <w:p>
       <w:r>
-        <w:t>I avverkningsanmälan finns fynd av 2 naturvårdsarter, varav 1 är rödlistad och 1 är fridlyst: halsfibbla (DD) och fläcknycklar (§8). Se Figur 1.</w:t>
+        <w:t>I och inom 15 meter från avverkningsanmälan finns fynd av 3 naturvårdsarter, varav 1 är rödlistad, 1 är fridlyst och 1 är typisk (T): halsfibbla (DD), kattfot (T) och fläcknycklar (§8). Se Figur 1.</w:t>
       </w:r>
     </w:p>
     <w:p>
@@ -245,6 +245,35 @@
     <w:p>
       <w:r>
         <w:t>Nedan följer beskrivningar av de naturvårdsarter och fridlysta arter som har sina livsmiljöer och växtplatser i den avverkningsanmälda skogen. De påträffade naturvårdsarterna är ett tydligt kvitto på att det rör sig om en skog med höga naturvärden.</w:t>
+      </w:r>
+    </w:p>
+    <w:p>
+      <w:r>
+        <w:rPr>
+          <w:b/>
+        </w:rPr>
+        <w:t xml:space="preserve">Kattfot </w:t>
+      </w:r>
+      <w:r>
+        <w:t xml:space="preserve">är typisk art för </w:t>
+      </w:r>
+      <w:r>
+        <w:rPr>
+          <w:i/>
+        </w:rPr>
+        <w:t>9060 Åsbarrskog, 9070 Trädklädd betesmark, 6530 Lövängar, 6170 Alpina kalkgräsmarker, 6230 Stagg-gräsmarker, 6520 Höglänta slåtterängar, 1610 Åsöar i Östersjön, 4030 Torra hedar, 5130 Enbuskmarker, 6270 Silikatgräsmarker, 6510 Slåtterängar i låglandet</w:t>
+      </w:r>
+      <w:r>
+        <w:t xml:space="preserve"> och </w:t>
+      </w:r>
+      <w:r>
+        <w:rPr>
+          <w:i/>
+        </w:rPr>
+        <w:t>8230 Hällmarkstorräng</w:t>
+      </w:r>
+      <w:r>
+        <w:t>. Kattfot är värdväxt för bland annat de rödlistade fjärilarna kattfotsfjädermott (VU), kattfotssmåstävmal (VU), kattfotssäckmal (VU) och leverplattmal (VU) (SLU Artdatabanken, 2026).</w:t>
       </w:r>
     </w:p>
     <w:p>
@@ -337,7 +366,7 @@
         <w:rPr>
           <w:i/>
         </w:rPr>
-        <w:t>I det avverkningsanmälda skogsområdet har 2 naturvårdsarter varav 1 rödlistade arter sina livsmiljöer och växtplatser.</w:t>
+        <w:t>I det avverkningsanmälda skogsområdet har 3 naturvårdsarter varav 1 rödlistade arter sina livsmiljöer och växtplatser.</w:t>
       </w:r>
     </w:p>
     <w:p>
@@ -652,7 +681,7 @@
     <w:r>
       <w:tab/>
       <w:tab/>
-      <w:t>2026-09-14</w:t>
+      <w:t>2026-09-15</w:t>
       <w:br/>
       <w:br/>
     </w:r>

--- a/klagomål/A 50389-2025 FSC-klagomål.docx
+++ b/klagomål/A 50389-2025 FSC-klagomål.docx
@@ -681,7 +681,7 @@
     <w:r>
       <w:tab/>
       <w:tab/>
-      <w:t>2026-09-15</w:t>
+      <w:t>2026-09-16</w:t>
       <w:br/>
       <w:br/>
     </w:r>

--- a/klagomål/A 50389-2025 FSC-klagomål.docx
+++ b/klagomål/A 50389-2025 FSC-klagomål.docx
@@ -681,7 +681,7 @@
     <w:r>
       <w:tab/>
       <w:tab/>
-      <w:t>2026-09-16</w:t>
+      <w:t>2026-09-17</w:t>
       <w:br/>
       <w:br/>
     </w:r>

--- a/klagomål/A 50389-2025 FSC-klagomål.docx
+++ b/klagomål/A 50389-2025 FSC-klagomål.docx
@@ -681,7 +681,7 @@
     <w:r>
       <w:tab/>
       <w:tab/>
-      <w:t>2026-09-17</w:t>
+      <w:t>2026-09-18</w:t>
       <w:br/>
       <w:br/>
     </w:r>

--- a/klagomål/A 50389-2025 FSC-klagomål.docx
+++ b/klagomål/A 50389-2025 FSC-klagomål.docx
@@ -681,7 +681,7 @@
     <w:r>
       <w:tab/>
       <w:tab/>
-      <w:t>2026-09-18</w:t>
+      <w:t>2026-09-19</w:t>
       <w:br/>
       <w:br/>
     </w:r>

--- a/klagomål/A 50389-2025 FSC-klagomål.docx
+++ b/klagomål/A 50389-2025 FSC-klagomål.docx
@@ -681,7 +681,7 @@
     <w:r>
       <w:tab/>
       <w:tab/>
-      <w:t>2026-09-19</w:t>
+      <w:t>2026-09-21</w:t>
       <w:br/>
       <w:br/>
     </w:r>

--- a/klagomål/A 50389-2025 FSC-klagomål.docx
+++ b/klagomål/A 50389-2025 FSC-klagomål.docx
@@ -681,7 +681,7 @@
     <w:r>
       <w:tab/>
       <w:tab/>
-      <w:t>2026-09-21</w:t>
+      <w:t>2026-09-23</w:t>
       <w:br/>
       <w:br/>
     </w:r>

--- a/klagomål/A 50389-2025 FSC-klagomål.docx
+++ b/klagomål/A 50389-2025 FSC-klagomål.docx
@@ -681,7 +681,7 @@
     <w:r>
       <w:tab/>
       <w:tab/>
-      <w:t>2026-09-23</w:t>
+      <w:t>2026-09-24</w:t>
       <w:br/>
       <w:br/>
     </w:r>

--- a/klagomål/A 50389-2025 FSC-klagomål.docx
+++ b/klagomål/A 50389-2025 FSC-klagomål.docx
@@ -681,7 +681,7 @@
     <w:r>
       <w:tab/>
       <w:tab/>
-      <w:t>2026-09-24</w:t>
+      <w:t>2026-09-25</w:t>
       <w:br/>
       <w:br/>
     </w:r>

--- a/klagomål/A 50389-2025 FSC-klagomål.docx
+++ b/klagomål/A 50389-2025 FSC-klagomål.docx
@@ -681,7 +681,7 @@
     <w:r>
       <w:tab/>
       <w:tab/>
-      <w:t>2026-09-25</w:t>
+      <w:t>2026-09-26</w:t>
       <w:br/>
       <w:br/>
     </w:r>

--- a/klagomål/A 50389-2025 FSC-klagomål.docx
+++ b/klagomål/A 50389-2025 FSC-klagomål.docx
@@ -681,7 +681,7 @@
     <w:r>
       <w:tab/>
       <w:tab/>
-      <w:t>2026-09-26</w:t>
+      <w:t>2026-09-27</w:t>
       <w:br/>
       <w:br/>
     </w:r>

--- a/klagomål/A 50389-2025 FSC-klagomål.docx
+++ b/klagomål/A 50389-2025 FSC-klagomål.docx
@@ -681,7 +681,7 @@
     <w:r>
       <w:tab/>
       <w:tab/>
-      <w:t>2026-09-27</w:t>
+      <w:t>2026-09-28</w:t>
       <w:br/>
       <w:br/>
     </w:r>

--- a/klagomål/A 50389-2025 FSC-klagomål.docx
+++ b/klagomål/A 50389-2025 FSC-klagomål.docx
@@ -681,7 +681,7 @@
     <w:r>
       <w:tab/>
       <w:tab/>
-      <w:t>2026-09-28</w:t>
+      <w:t>2026-09-29</w:t>
       <w:br/>
       <w:br/>
     </w:r>

--- a/klagomål/A 50389-2025 FSC-klagomål.docx
+++ b/klagomål/A 50389-2025 FSC-klagomål.docx
@@ -681,7 +681,7 @@
     <w:r>
       <w:tab/>
       <w:tab/>
-      <w:t>2026-09-29</w:t>
+      <w:t>2026-09-30</w:t>
       <w:br/>
       <w:br/>
     </w:r>

--- a/klagomål/A 50389-2025 FSC-klagomål.docx
+++ b/klagomål/A 50389-2025 FSC-klagomål.docx
@@ -681,7 +681,7 @@
     <w:r>
       <w:tab/>
       <w:tab/>
-      <w:t>2026-09-30</w:t>
+      <w:t>2026-10-01</w:t>
       <w:br/>
       <w:br/>
     </w:r>

--- a/klagomål/A 50389-2025 FSC-klagomål.docx
+++ b/klagomål/A 50389-2025 FSC-klagomål.docx
@@ -681,7 +681,7 @@
     <w:r>
       <w:tab/>
       <w:tab/>
-      <w:t>2026-10-01</w:t>
+      <w:t>2026-10-02</w:t>
       <w:br/>
       <w:br/>
     </w:r>

--- a/klagomål/A 50389-2025 FSC-klagomål.docx
+++ b/klagomål/A 50389-2025 FSC-klagomål.docx
@@ -681,7 +681,7 @@
     <w:r>
       <w:tab/>
       <w:tab/>
-      <w:t>2026-10-02</w:t>
+      <w:t>2026-10-03</w:t>
       <w:br/>
       <w:br/>
     </w:r>

--- a/klagomål/A 50389-2025 FSC-klagomål.docx
+++ b/klagomål/A 50389-2025 FSC-klagomål.docx
@@ -681,7 +681,7 @@
     <w:r>
       <w:tab/>
       <w:tab/>
-      <w:t>2026-10-03</w:t>
+      <w:t>2026-10-04</w:t>
       <w:br/>
       <w:br/>
     </w:r>

--- a/klagomål/A 50389-2025 FSC-klagomål.docx
+++ b/klagomål/A 50389-2025 FSC-klagomål.docx
@@ -681,7 +681,7 @@
     <w:r>
       <w:tab/>
       <w:tab/>
-      <w:t>2026-10-04</w:t>
+      <w:t>2026-10-05</w:t>
       <w:br/>
       <w:br/>
     </w:r>

--- a/klagomål/A 50389-2025 FSC-klagomål.docx
+++ b/klagomål/A 50389-2025 FSC-klagomål.docx
@@ -681,7 +681,7 @@
     <w:r>
       <w:tab/>
       <w:tab/>
-      <w:t>2026-10-05</w:t>
+      <w:t>2026-10-06</w:t>
       <w:br/>
       <w:br/>
     </w:r>

--- a/klagomål/A 50389-2025 FSC-klagomål.docx
+++ b/klagomål/A 50389-2025 FSC-klagomål.docx
@@ -681,7 +681,7 @@
     <w:r>
       <w:tab/>
       <w:tab/>
-      <w:t>2026-10-06</w:t>
+      <w:t>2026-10-07</w:t>
       <w:br/>
       <w:br/>
     </w:r>

--- a/klagomål/A 50389-2025 FSC-klagomål.docx
+++ b/klagomål/A 50389-2025 FSC-klagomål.docx
@@ -681,7 +681,7 @@
     <w:r>
       <w:tab/>
       <w:tab/>
-      <w:t>2026-10-07</w:t>
+      <w:t>2026-10-08</w:t>
       <w:br/>
       <w:br/>
     </w:r>

--- a/klagomål/A 50389-2025 FSC-klagomål.docx
+++ b/klagomål/A 50389-2025 FSC-klagomål.docx
@@ -681,7 +681,7 @@
     <w:r>
       <w:tab/>
       <w:tab/>
-      <w:t>2026-10-08</w:t>
+      <w:t>2026-10-09</w:t>
       <w:br/>
       <w:br/>
     </w:r>

--- a/klagomål/A 50389-2025 FSC-klagomål.docx
+++ b/klagomål/A 50389-2025 FSC-klagomål.docx
@@ -681,7 +681,7 @@
     <w:r>
       <w:tab/>
       <w:tab/>
-      <w:t>2026-10-09</w:t>
+      <w:t>2026-10-10</w:t>
       <w:br/>
       <w:br/>
     </w:r>

--- a/klagomål/A 50389-2025 FSC-klagomål.docx
+++ b/klagomål/A 50389-2025 FSC-klagomål.docx
@@ -681,7 +681,7 @@
     <w:r>
       <w:tab/>
       <w:tab/>
-      <w:t>2026-10-10</w:t>
+      <w:t>2026-10-11</w:t>
       <w:br/>
       <w:br/>
     </w:r>

--- a/klagomål/A 50389-2025 FSC-klagomål.docx
+++ b/klagomål/A 50389-2025 FSC-klagomål.docx
@@ -681,7 +681,7 @@
     <w:r>
       <w:tab/>
       <w:tab/>
-      <w:t>2026-10-11</w:t>
+      <w:t>2026-10-12</w:t>
       <w:br/>
       <w:br/>
     </w:r>

--- a/klagomål/A 50389-2025 FSC-klagomål.docx
+++ b/klagomål/A 50389-2025 FSC-klagomål.docx
@@ -681,7 +681,7 @@
     <w:r>
       <w:tab/>
       <w:tab/>
-      <w:t>2026-10-12</w:t>
+      <w:t>2026-10-13</w:t>
       <w:br/>
       <w:br/>
     </w:r>

--- a/klagomål/A 50389-2025 FSC-klagomål.docx
+++ b/klagomål/A 50389-2025 FSC-klagomål.docx
@@ -681,7 +681,7 @@
     <w:r>
       <w:tab/>
       <w:tab/>
-      <w:t>2026-10-13</w:t>
+      <w:t>2026-10-14</w:t>
       <w:br/>
       <w:br/>
     </w:r>

--- a/klagomål/A 50389-2025 FSC-klagomål.docx
+++ b/klagomål/A 50389-2025 FSC-klagomål.docx
@@ -681,7 +681,7 @@
     <w:r>
       <w:tab/>
       <w:tab/>
-      <w:t>2026-10-14</w:t>
+      <w:t>2026-10-15</w:t>
       <w:br/>
       <w:br/>
     </w:r>

--- a/klagomål/A 50389-2025 FSC-klagomål.docx
+++ b/klagomål/A 50389-2025 FSC-klagomål.docx
@@ -681,7 +681,7 @@
     <w:r>
       <w:tab/>
       <w:tab/>
-      <w:t>2026-10-15</w:t>
+      <w:t>2026-10-16</w:t>
       <w:br/>
       <w:br/>
     </w:r>

--- a/klagomål/A 50389-2025 FSC-klagomål.docx
+++ b/klagomål/A 50389-2025 FSC-klagomål.docx
@@ -681,7 +681,7 @@
     <w:r>
       <w:tab/>
       <w:tab/>
-      <w:t>2026-10-16</w:t>
+      <w:t>2026-10-17</w:t>
       <w:br/>
       <w:br/>
     </w:r>

--- a/klagomål/A 50389-2025 FSC-klagomål.docx
+++ b/klagomål/A 50389-2025 FSC-klagomål.docx
@@ -681,7 +681,7 @@
     <w:r>
       <w:tab/>
       <w:tab/>
-      <w:t>2026-10-17</w:t>
+      <w:t>2026-10-18</w:t>
       <w:br/>
       <w:br/>
     </w:r>

--- a/klagomål/A 50389-2025 FSC-klagomål.docx
+++ b/klagomål/A 50389-2025 FSC-klagomål.docx
@@ -681,7 +681,7 @@
     <w:r>
       <w:tab/>
       <w:tab/>
-      <w:t>2026-10-18</w:t>
+      <w:t>2026-10-19</w:t>
       <w:br/>
       <w:br/>
     </w:r>

--- a/klagomål/A 50389-2025 FSC-klagomål.docx
+++ b/klagomål/A 50389-2025 FSC-klagomål.docx
@@ -681,7 +681,7 @@
     <w:r>
       <w:tab/>
       <w:tab/>
-      <w:t>2026-10-19</w:t>
+      <w:t>2026-10-20</w:t>
       <w:br/>
       <w:br/>
     </w:r>

--- a/klagomål/A 50389-2025 FSC-klagomål.docx
+++ b/klagomål/A 50389-2025 FSC-klagomål.docx
@@ -681,7 +681,7 @@
     <w:r>
       <w:tab/>
       <w:tab/>
-      <w:t>2026-10-20</w:t>
+      <w:t>2026-10-21</w:t>
       <w:br/>
       <w:br/>
     </w:r>

--- a/klagomål/A 50389-2025 FSC-klagomål.docx
+++ b/klagomål/A 50389-2025 FSC-klagomål.docx
@@ -681,7 +681,7 @@
     <w:r>
       <w:tab/>
       <w:tab/>
-      <w:t>2026-10-21</w:t>
+      <w:t>2026-10-22</w:t>
       <w:br/>
       <w:br/>
     </w:r>

--- a/klagomål/A 50389-2025 FSC-klagomål.docx
+++ b/klagomål/A 50389-2025 FSC-klagomål.docx
@@ -681,7 +681,7 @@
     <w:r>
       <w:tab/>
       <w:tab/>
-      <w:t>2026-10-22</w:t>
+      <w:t>2026-10-23</w:t>
       <w:br/>
       <w:br/>
     </w:r>

--- a/klagomål/A 50389-2025 FSC-klagomål.docx
+++ b/klagomål/A 50389-2025 FSC-klagomål.docx
@@ -681,7 +681,7 @@
     <w:r>
       <w:tab/>
       <w:tab/>
-      <w:t>2026-10-23</w:t>
+      <w:t>2026-10-24</w:t>
       <w:br/>
       <w:br/>
     </w:r>

--- a/klagomål/A 50389-2025 FSC-klagomål.docx
+++ b/klagomål/A 50389-2025 FSC-klagomål.docx
@@ -681,7 +681,7 @@
     <w:r>
       <w:tab/>
       <w:tab/>
-      <w:t>2026-10-24</w:t>
+      <w:t>2026-10-25</w:t>
       <w:br/>
       <w:br/>
     </w:r>

--- a/klagomål/A 50389-2025 FSC-klagomål.docx
+++ b/klagomål/A 50389-2025 FSC-klagomål.docx
@@ -681,7 +681,7 @@
     <w:r>
       <w:tab/>
       <w:tab/>
-      <w:t>2026-10-25</w:t>
+      <w:t>2026-10-26</w:t>
       <w:br/>
       <w:br/>
     </w:r>

--- a/klagomål/A 50389-2025 FSC-klagomål.docx
+++ b/klagomål/A 50389-2025 FSC-klagomål.docx
@@ -681,7 +681,7 @@
     <w:r>
       <w:tab/>
       <w:tab/>
-      <w:t>2026-10-26</w:t>
+      <w:t>2026-10-27</w:t>
       <w:br/>
       <w:br/>
     </w:r>

--- a/klagomål/A 50389-2025 FSC-klagomål.docx
+++ b/klagomål/A 50389-2025 FSC-klagomål.docx
@@ -681,7 +681,7 @@
     <w:r>
       <w:tab/>
       <w:tab/>
-      <w:t>2026-10-27</w:t>
+      <w:t>2026-10-28</w:t>
       <w:br/>
       <w:br/>
     </w:r>

--- a/klagomål/A 50389-2025 FSC-klagomål.docx
+++ b/klagomål/A 50389-2025 FSC-klagomål.docx
@@ -681,7 +681,7 @@
     <w:r>
       <w:tab/>
       <w:tab/>
-      <w:t>2026-10-28</w:t>
+      <w:t>2026-10-29</w:t>
       <w:br/>
       <w:br/>
     </w:r>

--- a/klagomål/A 50389-2025 FSC-klagomål.docx
+++ b/klagomål/A 50389-2025 FSC-klagomål.docx
@@ -681,7 +681,7 @@
     <w:r>
       <w:tab/>
       <w:tab/>
-      <w:t>2026-10-29</w:t>
+      <w:t>2026-10-31</w:t>
       <w:br/>
       <w:br/>
     </w:r>
